--- a/毕业设计：会计岗位基础实践任务汇总与校对/学生任务书_15套资源制作与成果展示_v1.0.docx
+++ b/毕业设计：会计岗位基础实践任务汇总与校对/学生任务书_15套资源制作与成果展示_v1.0.docx
@@ -1,6 +1,6 @@
 
 <file path=word/document.xml><?xml version="1.0" encoding="utf-8"?>
-<w:document xmlns:w="http://schemas.openxmlformats.org/wordprocessingml/2006/main" xmlns:r="http://schemas.openxmlformats.org/officeDocument/2006/relationships">
+<w:document xmlns:r="http://schemas.openxmlformats.org/officeDocument/2006/relationships" xmlns:w="http://schemas.openxmlformats.org/wordprocessingml/2006/main">
   <w:body>
     <w:p>
       <w:pPr>
@@ -2685,16 +2685,148 @@
           <w:rFonts w:ascii="宋体" w:hAnsi="宋体" w:eastAsia="宋体"/>
           <w:lang w:val="zh-CN" w:eastAsia="zh-CN"/>
         </w:rPr>
-        <w:t xml:space="preserve">报告的封面、章节结构、字体/页边距、目录、引用和附件格式，以学院要求和指导教师提供的往届报告模板为准。</w:t>
-      </w:r>
-      <w:r>
-        <w:rPr>
-          <w:rFonts w:ascii="宋体" w:hAnsi="宋体" w:eastAsia="宋体"/>
-          <w:b/>
-          <w:bCs/>
-          <w:lang w:val="zh-CN" w:eastAsia="zh-CN"/>
-        </w:rPr>
-        <w:t xml:space="preserve">在收到往届 `.doc` 范例前，学生先按以上内容清单准备素材，不自行猜测学校格式。</w:t>
+        <w:t xml:space="preserve">参考结构：仓库中的往届范例《财务机器人技能竞赛技能梳理与应用创新毕设报告终稿 .doc》采用“封面/评定材料与目录—绪论—项目主体（按阶段展开）—项目实施问题及解决方案—参考文献—成员心得/过程附录”的组织方式。本项目只借鉴结构，不照抄范例的竞赛题库主题、案例、原文或学生信息。</w:t>
+      </w:r>
+    </w:p>
+    <w:p>
+      <w:pPr>
+        <w:pStyle w:val="Heading2"/>
+      </w:pPr>
+      <w:r>
+        <w:rPr>
+          <w:rFonts w:ascii="宋体" w:hAnsi="宋体" w:eastAsia="宋体"/>
+          <w:lang w:val="zh-CN" w:eastAsia="zh-CN"/>
+        </w:rPr>
+        <w:t xml:space="preserve">建议报告结构（按本届学院模板调整）</w:t>
+      </w:r>
+    </w:p>
+    <w:p>
+      <w:r>
+        <w:rPr>
+          <w:rFonts w:ascii="宋体" w:hAnsi="宋体" w:eastAsia="宋体"/>
+          <w:lang w:val="zh-CN" w:eastAsia="zh-CN"/>
+        </w:rPr>
+        <w:t xml:space="preserve">前置部分：封面、评定/答辩材料和目录，使用本届学校模板并填写真实信息；不要复制往届学生姓名、学号或不适用的学校信息。</w:t>
+      </w:r>
+    </w:p>
+    <w:p>
+      <w:pPr>
+        <w:pStyle w:val="Heading2"/>
+      </w:pPr>
+      <w:r>
+        <w:rPr>
+          <w:rFonts w:ascii="宋体" w:hAnsi="宋体" w:eastAsia="宋体"/>
+          <w:lang w:val="zh-CN" w:eastAsia="zh-CN"/>
+        </w:rPr>
+        <w:t xml:space="preserve">1 绪论</w:t>
+      </w:r>
+    </w:p>
+    <w:p>
+      <w:r>
+        <w:rPr>
+          <w:rFonts w:ascii="宋体" w:hAnsi="宋体" w:eastAsia="宋体"/>
+          <w:lang w:val="zh-CN" w:eastAsia="zh-CN"/>
+        </w:rPr>
+        <w:t xml:space="preserve">1.1 项目背景、目的及意义；1.2 项目目标与主要内容，说明三门专业课、校选课“AI 工具实战应用”及 15 个专题的关系。</w:t>
+      </w:r>
+    </w:p>
+    <w:p>
+      <w:pPr>
+        <w:pStyle w:val="Heading2"/>
+      </w:pPr>
+      <w:r>
+        <w:rPr>
+          <w:rFonts w:ascii="宋体" w:hAnsi="宋体" w:eastAsia="宋体"/>
+          <w:lang w:val="zh-CN" w:eastAsia="zh-CN"/>
+        </w:rPr>
+        <w:t xml:space="preserve">2 项目主体</w:t>
+      </w:r>
+    </w:p>
+    <w:p>
+      <w:r>
+        <w:rPr>
+          <w:rFonts w:ascii="宋体" w:hAnsi="宋体" w:eastAsia="宋体"/>
+          <w:lang w:val="zh-CN" w:eastAsia="zh-CN"/>
+        </w:rPr>
+        <w:t xml:space="preserve">2.1 项目前期筹备：课程范围、资料来源、工具、专题确认与三人并行分工。</w:t>
+      </w:r>
+    </w:p>
+    <w:p>
+      <w:r>
+        <w:rPr>
+          <w:rFonts w:ascii="宋体" w:hAnsi="宋体" w:eastAsia="宋体"/>
+          <w:lang w:val="zh-CN" w:eastAsia="zh-CN"/>
+        </w:rPr>
+        <w:t xml:space="preserve">2.2 资源设计与制作：课程映射、任务卡、连环画、视频镜头脚本与成片、互动任务和教师答案。</w:t>
+      </w:r>
+    </w:p>
+    <w:p>
+      <w:r>
+        <w:rPr>
+          <w:rFonts w:ascii="宋体" w:hAnsi="宋体" w:eastAsia="宋体"/>
+          <w:lang w:val="zh-CN" w:eastAsia="zh-CN"/>
+        </w:rPr>
+        <w:t xml:space="preserve">2.3 资源校对与完善：专业核验、教师确认、组内互审、同学试做、问题整改和复测。</w:t>
+      </w:r>
+    </w:p>
+    <w:p>
+      <w:r>
+        <w:rPr>
+          <w:rFonts w:ascii="宋体" w:hAnsi="宋体" w:eastAsia="宋体"/>
+          <w:lang w:val="zh-CN" w:eastAsia="zh-CN"/>
+        </w:rPr>
+        <w:t xml:space="preserve">2.4 成果整理与展示：核对 15 篇连环画、15 支视频、15 组互动任务，并说明展示过程和反馈。</w:t>
+      </w:r>
+    </w:p>
+    <w:p>
+      <w:pPr>
+        <w:pStyle w:val="Heading2"/>
+      </w:pPr>
+      <w:r>
+        <w:rPr>
+          <w:rFonts w:ascii="宋体" w:hAnsi="宋体" w:eastAsia="宋体"/>
+          <w:lang w:val="zh-CN" w:eastAsia="zh-CN"/>
+        </w:rPr>
+        <w:t xml:space="preserve">3 项目实施过程中遇到的问题及解决方案</w:t>
+      </w:r>
+    </w:p>
+    <w:p>
+      <w:r>
+        <w:rPr>
+          <w:rFonts w:ascii="宋体" w:hAnsi="宋体" w:eastAsia="宋体"/>
+          <w:lang w:val="zh-CN" w:eastAsia="zh-CN"/>
+        </w:rPr>
+        <w:t xml:space="preserve">写真实问题、原因、处理办法和复核结果，不编造困难或试用效果。</w:t>
+      </w:r>
+    </w:p>
+    <w:p>
+      <w:pPr>
+        <w:pStyle w:val="Heading2"/>
+      </w:pPr>
+      <w:r>
+        <w:rPr>
+          <w:rFonts w:ascii="宋体" w:hAnsi="宋体" w:eastAsia="宋体"/>
+          <w:lang w:val="zh-CN" w:eastAsia="zh-CN"/>
+        </w:rPr>
+        <w:t xml:space="preserve">参考文献与附录</w:t>
+      </w:r>
+    </w:p>
+    <w:p>
+      <w:r>
+        <w:rPr>
+          <w:rFonts w:ascii="宋体" w:hAnsi="宋体" w:eastAsia="宋体"/>
+          <w:lang w:val="zh-CN" w:eastAsia="zh-CN"/>
+        </w:rPr>
+        <w:t xml:space="preserve">参考文献列出实际使用且可核验的资料；附录建议放 15 个专题总目录、代表性作品脚本/材料、互动任务学生版与教师答案、AI 使用和校对/试做记录，以及每名成员的分工贡献与个人心得。</w:t>
+      </w:r>
+    </w:p>
+    <w:p>
+      <w:r>
+        <w:rPr>
+          <w:rFonts w:ascii="宋体" w:hAnsi="宋体" w:eastAsia="宋体"/>
+          <w:lang w:val="zh-CN" w:eastAsia="zh-CN"/>
+        </w:rPr>
+        <w:t xml:space="preserve">如本届学院模板要求摘要、结论或其他章节，以学院模板和指导教师要求为准；字体、页边距、引用及附件格式也按本届要求执行。</w:t>
       </w:r>
     </w:p>
     <w:p>
